--- a/word_files/Annex/Q2-Paper FINAL.docx
+++ b/word_files/Annex/Q2-Paper FINAL.docx
@@ -1,6 +1,6 @@
 
 <file path=word/document.xml><?xml version="1.0" encoding="utf-8"?>
-<w:document xmlns:wpc="http://schemas.microsoft.com/office/word/2010/wordprocessingCanvas" xmlns:cx="http://schemas.microsoft.com/office/drawing/2014/chartex" xmlns:cx1="http://schemas.microsoft.com/office/drawing/2015/9/8/chartex" xmlns:cx2="http://schemas.microsoft.com/office/drawing/2015/10/21/chartex" xmlns:cx3="http://schemas.microsoft.com/office/drawing/2016/5/9/chartex" xmlns:cx4="http://schemas.microsoft.com/office/drawing/2016/5/10/chartex" xmlns:cx5="http://schemas.microsoft.com/office/drawing/2016/5/11/chartex" xmlns:cx6="http://schemas.microsoft.com/office/drawing/2016/5/12/chartex" xmlns:cx7="http://schemas.microsoft.com/office/drawing/2016/5/13/chartex" xmlns:cx8="http://schemas.microsoft.com/office/drawing/2016/5/14/chartex" xmlns:mc="http://schemas.openxmlformats.org/markup-compatibility/2006" xmlns:aink="http://schemas.microsoft.com/office/drawing/2016/ink" xmlns:am3d="http://schemas.microsoft.com/office/drawing/2017/model3d" xmlns:o="urn:schemas-microsoft-com:office:office" xmlns:oel="http://schemas.microsoft.com/office/2019/extlst" xmlns:r="http://schemas.openxmlformats.org/officeDocument/2006/relationships" xmlns:m="http://schemas.openxmlformats.org/officeDocument/2006/math" xmlns:v="urn:schemas-microsoft-com:vml" xmlns:wp14="http://schemas.microsoft.com/office/word/2010/wordprocessingDrawing" xmlns:wp="http://schemas.openxmlformats.org/drawingml/2006/wordprocessingDrawing" xmlns:w10="urn:schemas-microsoft-com:office:word" xmlns:w="http://schemas.openxmlformats.org/wordprocessingml/2006/main" xmlns:w14="http://schemas.microsoft.com/office/word/2010/wordml" xmlns:w15="http://schemas.microsoft.com/office/word/2012/wordml" xmlns:w16cex="http://schemas.microsoft.com/office/word/2018/wordml/cex" xmlns:w16cid="http://schemas.microsoft.com/office/word/2016/wordml/cid" xmlns:w16="http://schemas.microsoft.com/office/word/2018/wordml" xmlns:w16sdtdh="http://schemas.microsoft.com/office/word/2020/wordml/sdtdatahash" xmlns:w16se="http://schemas.microsoft.com/office/word/2015/wordml/symex" xmlns:wpg="http://schemas.microsoft.com/office/word/2010/wordprocessingGroup" xmlns:wpi="http://schemas.microsoft.com/office/word/2010/wordprocessingInk" xmlns:wne="http://schemas.microsoft.com/office/word/2006/wordml" xmlns:wps="http://schemas.microsoft.com/office/word/2010/wordprocessingShape" mc:Ignorable="w14 w15 w16se w16cid w16 w16cex w16sdtdh wp14">
+<w:document xmlns:wpc="http://schemas.microsoft.com/office/word/2010/wordprocessingCanvas" xmlns:cx="http://schemas.microsoft.com/office/drawing/2014/chartex" xmlns:cx1="http://schemas.microsoft.com/office/drawing/2015/9/8/chartex" xmlns:cx2="http://schemas.microsoft.com/office/drawing/2015/10/21/chartex" xmlns:cx3="http://schemas.microsoft.com/office/drawing/2016/5/9/chartex" xmlns:cx4="http://schemas.microsoft.com/office/drawing/2016/5/10/chartex" xmlns:cx5="http://schemas.microsoft.com/office/drawing/2016/5/11/chartex" xmlns:cx6="http://schemas.microsoft.com/office/drawing/2016/5/12/chartex" xmlns:cx7="http://schemas.microsoft.com/office/drawing/2016/5/13/chartex" xmlns:cx8="http://schemas.microsoft.com/office/drawing/2016/5/14/chartex" xmlns:mc="http://schemas.openxmlformats.org/markup-compatibility/2006" xmlns:aink="http://schemas.microsoft.com/office/drawing/2016/ink" xmlns:am3d="http://schemas.microsoft.com/office/drawing/2017/model3d" xmlns:o="urn:schemas-microsoft-com:office:office" xmlns:oel="http://schemas.microsoft.com/office/2019/extlst" xmlns:r="http://schemas.openxmlformats.org/officeDocument/2006/relationships" xmlns:m="http://schemas.openxmlformats.org/officeDocument/2006/math" xmlns:v="urn:schemas-microsoft-com:vml" xmlns:wp14="http://schemas.microsoft.com/office/word/2010/wordprocessingDrawing" xmlns:wp="http://schemas.openxmlformats.org/drawingml/2006/wordprocessingDrawing" xmlns:w10="urn:schemas-microsoft-com:office:word" xmlns:w="http://schemas.openxmlformats.org/wordprocessingml/2006/main" xmlns:w14="http://schemas.microsoft.com/office/word/2010/wordml" xmlns:w15="http://schemas.microsoft.com/office/word/2012/wordml" xmlns:w16cex="http://schemas.microsoft.com/office/word/2018/wordml/cex" xmlns:w16cid="http://schemas.microsoft.com/office/word/2016/wordml/cid" xmlns:w16="http://schemas.microsoft.com/office/word/2018/wordml" xmlns:w16du="http://schemas.microsoft.com/office/word/2023/wordml/word16du" xmlns:w16sdtdh="http://schemas.microsoft.com/office/word/2020/wordml/sdtdatahash" xmlns:w16se="http://schemas.microsoft.com/office/word/2015/wordml/symex" xmlns:wpg="http://schemas.microsoft.com/office/word/2010/wordprocessingGroup" xmlns:wpi="http://schemas.microsoft.com/office/word/2010/wordprocessingInk" xmlns:wne="http://schemas.microsoft.com/office/word/2006/wordml" xmlns:wps="http://schemas.microsoft.com/office/word/2010/wordprocessingShape" mc:Ignorable="w14 w15 w16se w16cid w16 w16cex w16sdtdh w16du wp14">
   <w:body>
     <w:p>
       <w:pPr>
@@ -158,7 +158,7 @@
     </w:p>
     <w:tbl>
       <w:tblPr>
-        <w:tblW w:w="13613" w:type="dxa"/>
+        <w:tblW w:w="13046" w:type="dxa"/>
         <w:tblBorders>
           <w:top w:val="single" w:sz="4" w:space="0" w:color="auto"/>
           <w:left w:val="single" w:sz="4" w:space="0" w:color="auto"/>
@@ -184,7 +184,7 @@
         <w:gridCol w:w="1693"/>
         <w:gridCol w:w="1693"/>
         <w:gridCol w:w="697"/>
-        <w:gridCol w:w="1701"/>
+        <w:gridCol w:w="1134"/>
       </w:tblGrid>
       <w:tr>
         <w:trPr>
@@ -419,7 +419,7 @@
         </w:tc>
         <w:tc>
           <w:tcPr>
-            <w:tcW w:w="1701" w:type="dxa"/>
+            <w:tcW w:w="1134" w:type="dxa"/>
             <w:vAlign w:val="center"/>
           </w:tcPr>
           <w:p>
@@ -776,7 +776,7 @@
         </w:tc>
         <w:tc>
           <w:tcPr>
-            <w:tcW w:w="1701" w:type="dxa"/>
+            <w:tcW w:w="1134" w:type="dxa"/>
             <w:vMerge w:val="restart"/>
           </w:tcPr>
           <w:p>
@@ -1242,7 +1242,7 @@
         </w:tc>
         <w:tc>
           <w:tcPr>
-            <w:tcW w:w="1701" w:type="dxa"/>
+            <w:tcW w:w="1134" w:type="dxa"/>
             <w:vMerge/>
           </w:tcPr>
           <w:p>
@@ -1697,7 +1697,7 @@
         </w:tc>
         <w:tc>
           <w:tcPr>
-            <w:tcW w:w="1701" w:type="dxa"/>
+            <w:tcW w:w="1134" w:type="dxa"/>
             <w:vMerge/>
           </w:tcPr>
           <w:p>
@@ -1991,7 +1991,7 @@
         </w:tc>
         <w:tc>
           <w:tcPr>
-            <w:tcW w:w="1701" w:type="dxa"/>
+            <w:tcW w:w="1134" w:type="dxa"/>
             <w:vMerge/>
           </w:tcPr>
           <w:p>
@@ -2330,7 +2330,7 @@
         </w:tc>
         <w:tc>
           <w:tcPr>
-            <w:tcW w:w="1701" w:type="dxa"/>
+            <w:tcW w:w="1134" w:type="dxa"/>
           </w:tcPr>
           <w:p>
             <w:pPr>
@@ -2541,7 +2541,7 @@
         </w:tc>
         <w:tc>
           <w:tcPr>
-            <w:tcW w:w="1701" w:type="dxa"/>
+            <w:tcW w:w="1134" w:type="dxa"/>
           </w:tcPr>
           <w:p>
             <w:pPr>
@@ -2710,16 +2710,7 @@
                 <w:szCs w:val="20"/>
                 <w:lang w:val="en-GB"/>
               </w:rPr>
-              <w:t xml:space="preserve"> formulated, overly </w:t>
-            </w:r>
-            <w:r>
-              <w:rPr>
-                <w:rFonts w:ascii="Calibri" w:eastAsia="Calibri" w:hAnsi="Calibri" w:cs="Calibri"/>
-                <w:sz w:val="20"/>
-                <w:szCs w:val="20"/>
-                <w:lang w:val="en-GB"/>
-              </w:rPr>
-              <w:t>broad, or not effectively addressing the research topic.</w:t>
+              <w:t xml:space="preserve"> formulated, overly broad, or not effectively addressing the research topic.</w:t>
             </w:r>
           </w:p>
           <w:p>
@@ -2757,25 +2748,7 @@
                 <w:szCs w:val="20"/>
                 <w:lang w:val="en-GB"/>
               </w:rPr>
-              <w:t xml:space="preserve">The </w:t>
-            </w:r>
-            <w:r>
-              <w:rPr>
-                <w:rFonts w:ascii="Calibri" w:eastAsia="Calibri" w:hAnsi="Calibri" w:cs="Calibri"/>
-                <w:sz w:val="20"/>
-                <w:szCs w:val="20"/>
-                <w:lang w:val="en-GB"/>
-              </w:rPr>
-              <w:t xml:space="preserve">method section may require further refinement </w:t>
-            </w:r>
-            <w:r>
-              <w:rPr>
-                <w:rFonts w:ascii="Calibri" w:eastAsia="Calibri" w:hAnsi="Calibri" w:cs="Calibri"/>
-                <w:sz w:val="20"/>
-                <w:szCs w:val="20"/>
-                <w:lang w:val="en-GB"/>
-              </w:rPr>
-              <w:t>to effectively address the research topic.</w:t>
+              <w:t>The method section may require further refinement to effectively address the research topic.</w:t>
             </w:r>
           </w:p>
           <w:p>
@@ -2866,16 +2839,7 @@
                 <w:szCs w:val="20"/>
                 <w:lang w:val="en-GB"/>
               </w:rPr>
-              <w:t xml:space="preserve"> relevant to </w:t>
-            </w:r>
-            <w:r>
-              <w:rPr>
-                <w:rFonts w:ascii="Calibri" w:eastAsia="Calibri" w:hAnsi="Calibri" w:cs="Calibri"/>
-                <w:sz w:val="20"/>
-                <w:szCs w:val="20"/>
-                <w:lang w:val="en-GB"/>
-              </w:rPr>
-              <w:t>the research question</w:t>
+              <w:t xml:space="preserve"> relevant to the research question</w:t>
             </w:r>
             <w:ins w:id="0" w:author="Dimphna Meijer" w:date="2023-11-09T20:05:00Z">
               <w:r>
@@ -2987,16 +2951,7 @@
                 <w:szCs w:val="20"/>
                 <w:lang w:val="en-GB"/>
               </w:rPr>
-              <w:t xml:space="preserve">and shows a deep </w:t>
-            </w:r>
-            <w:r>
-              <w:rPr>
-                <w:rFonts w:ascii="Calibri" w:eastAsia="Calibri" w:hAnsi="Calibri" w:cs="Calibri"/>
-                <w:sz w:val="20"/>
-                <w:szCs w:val="20"/>
-                <w:lang w:val="en-GB"/>
-              </w:rPr>
-              <w:t>understanding of the research area.</w:t>
+              <w:t>and shows a deep understanding of the research area.</w:t>
             </w:r>
           </w:p>
           <w:p>
@@ -3031,7 +2986,7 @@
         </w:tc>
         <w:tc>
           <w:tcPr>
-            <w:tcW w:w="1701" w:type="dxa"/>
+            <w:tcW w:w="1134" w:type="dxa"/>
           </w:tcPr>
           <w:p>
             <w:pPr>
@@ -3252,27 +3207,7 @@
                 <w:szCs w:val="20"/>
                 <w:lang w:val="en-GB"/>
               </w:rPr>
-              <w:t xml:space="preserve"> </w:t>
-            </w:r>
-            <w:proofErr w:type="gramStart"/>
-            <w:r>
-              <w:rPr>
-                <w:rFonts w:ascii="Calibri" w:eastAsia="Calibri" w:hAnsi="Calibri" w:cs="Calibri"/>
-                <w:sz w:val="20"/>
-                <w:szCs w:val="20"/>
-                <w:lang w:val="en-GB"/>
-              </w:rPr>
-              <w:t>a</w:t>
-            </w:r>
-            <w:proofErr w:type="gramEnd"/>
-            <w:r>
-              <w:rPr>
-                <w:rFonts w:ascii="Calibri" w:eastAsia="Calibri" w:hAnsi="Calibri" w:cs="Calibri"/>
-                <w:sz w:val="20"/>
-                <w:szCs w:val="20"/>
-                <w:lang w:val="en-GB"/>
-              </w:rPr>
-              <w:t xml:space="preserve"> understanding of problem and offers workable solutions.</w:t>
+              <w:t xml:space="preserve"> a understanding of problem and offers workable solutions.</w:t>
             </w:r>
             <w:r>
               <w:rPr>
@@ -3339,7 +3274,7 @@
         </w:tc>
         <w:tc>
           <w:tcPr>
-            <w:tcW w:w="1701" w:type="dxa"/>
+            <w:tcW w:w="1134" w:type="dxa"/>
             <w:shd w:val="clear" w:color="auto" w:fill="FFFFFF" w:themeFill="background1"/>
           </w:tcPr>
           <w:p>
@@ -3629,16 +3564,7 @@
                 <w:szCs w:val="20"/>
                 <w:lang w:val="en-GB"/>
               </w:rPr>
-              <w:t xml:space="preserve">exceptionally insightful and </w:t>
-            </w:r>
-            <w:r>
-              <w:rPr>
-                <w:rFonts w:ascii="Calibri" w:eastAsia="Calibri" w:hAnsi="Calibri" w:cs="Calibri"/>
-                <w:sz w:val="20"/>
-                <w:szCs w:val="20"/>
-                <w:lang w:val="en-GB"/>
-              </w:rPr>
-              <w:t>comprehensive results section</w:t>
+              <w:t>exceptionally insightful and comprehensive results section</w:t>
             </w:r>
             <w:r>
               <w:rPr>
@@ -3728,7 +3654,7 @@
         </w:tc>
         <w:tc>
           <w:tcPr>
-            <w:tcW w:w="1701" w:type="dxa"/>
+            <w:tcW w:w="1134" w:type="dxa"/>
           </w:tcPr>
           <w:p>
             <w:pPr>
@@ -3832,16 +3758,7 @@
                 <w:szCs w:val="20"/>
                 <w:lang w:val="en-GB"/>
               </w:rPr>
-              <w:t xml:space="preserve">Fails to include essential data </w:t>
-            </w:r>
-            <w:r>
-              <w:rPr>
-                <w:rFonts w:ascii="Calibri" w:eastAsia="Calibri" w:hAnsi="Calibri" w:cs="Calibri"/>
-                <w:sz w:val="20"/>
-                <w:szCs w:val="20"/>
-                <w:lang w:val="en-GB"/>
-              </w:rPr>
-              <w:t xml:space="preserve">and virtually no data analysis. </w:t>
+              <w:t xml:space="preserve">Fails to include essential data and virtually no data analysis. </w:t>
             </w:r>
           </w:p>
           <w:p>
@@ -3880,16 +3797,7 @@
                 <w:szCs w:val="20"/>
                 <w:lang w:val="en-GB"/>
               </w:rPr>
-              <w:t xml:space="preserve">Report includes the required sections but with </w:t>
-            </w:r>
-            <w:r>
-              <w:rPr>
-                <w:rFonts w:ascii="Calibri" w:eastAsia="Calibri" w:hAnsi="Calibri" w:cs="Calibri"/>
-                <w:sz w:val="20"/>
-                <w:szCs w:val="20"/>
-                <w:lang w:val="en-GB"/>
-              </w:rPr>
-              <w:t>limited detail, several mistakes or is unclear.</w:t>
+              <w:t>Report includes the required sections but with limited detail, several mistakes or is unclear.</w:t>
             </w:r>
           </w:p>
           <w:p>
@@ -3926,16 +3834,7 @@
                 <w:szCs w:val="20"/>
                 <w:lang w:val="en-GB"/>
               </w:rPr>
-              <w:t>A clear and well-structured data analysis.</w:t>
-            </w:r>
-            <w:r>
-              <w:rPr>
-                <w:rFonts w:ascii="Calibri" w:eastAsia="Calibri" w:hAnsi="Calibri" w:cs="Calibri"/>
-                <w:sz w:val="20"/>
-                <w:szCs w:val="20"/>
-                <w:lang w:val="en-GB"/>
-              </w:rPr>
-              <w:t xml:space="preserve"> Graphs and other visualizations contain no errors</w:t>
+              <w:t>A clear and well-structured data analysis. Graphs and other visualizations contain no errors</w:t>
             </w:r>
           </w:p>
           <w:p>
@@ -4006,7 +3905,7 @@
         </w:tc>
         <w:tc>
           <w:tcPr>
-            <w:tcW w:w="1701" w:type="dxa"/>
+            <w:tcW w:w="1134" w:type="dxa"/>
           </w:tcPr>
           <w:p>
             <w:pPr>
@@ -4225,7 +4124,7 @@
         </w:tc>
         <w:tc>
           <w:tcPr>
-            <w:tcW w:w="1701" w:type="dxa"/>
+            <w:tcW w:w="1134" w:type="dxa"/>
           </w:tcPr>
           <w:p>
             <w:pPr>
@@ -4420,7 +4319,7 @@
         </w:tc>
         <w:tc>
           <w:tcPr>
-            <w:tcW w:w="1701" w:type="dxa"/>
+            <w:tcW w:w="1134" w:type="dxa"/>
           </w:tcPr>
           <w:p>
             <w:pPr>
@@ -4653,7 +4552,7 @@
         </w:tc>
         <w:tc>
           <w:tcPr>
-            <w:tcW w:w="1701" w:type="dxa"/>
+            <w:tcW w:w="1134" w:type="dxa"/>
           </w:tcPr>
           <w:p>
             <w:pPr>
@@ -4680,7 +4579,7 @@
 </file>
 
 <file path=word/numbering.xml><?xml version="1.0" encoding="utf-8"?>
-<w:numbering xmlns:wpc="http://schemas.microsoft.com/office/word/2010/wordprocessingCanvas" xmlns:cx="http://schemas.microsoft.com/office/drawing/2014/chartex" xmlns:cx1="http://schemas.microsoft.com/office/drawing/2015/9/8/chartex" xmlns:cx2="http://schemas.microsoft.com/office/drawing/2015/10/21/chartex" xmlns:cx3="http://schemas.microsoft.com/office/drawing/2016/5/9/chartex" xmlns:cx4="http://schemas.microsoft.com/office/drawing/2016/5/10/chartex" xmlns:cx5="http://schemas.microsoft.com/office/drawing/2016/5/11/chartex" xmlns:cx6="http://schemas.microsoft.com/office/drawing/2016/5/12/chartex" xmlns:cx7="http://schemas.microsoft.com/office/drawing/2016/5/13/chartex" xmlns:cx8="http://schemas.microsoft.com/office/drawing/2016/5/14/chartex" xmlns:mc="http://schemas.openxmlformats.org/markup-compatibility/2006" xmlns:aink="http://schemas.microsoft.com/office/drawing/2016/ink" xmlns:am3d="http://schemas.microsoft.com/office/drawing/2017/model3d" xmlns:o="urn:schemas-microsoft-com:office:office" xmlns:oel="http://schemas.microsoft.com/office/2019/extlst" xmlns:r="http://schemas.openxmlformats.org/officeDocument/2006/relationships" xmlns:m="http://schemas.openxmlformats.org/officeDocument/2006/math" xmlns:v="urn:schemas-microsoft-com:vml" xmlns:wp14="http://schemas.microsoft.com/office/word/2010/wordprocessingDrawing" xmlns:wp="http://schemas.openxmlformats.org/drawingml/2006/wordprocessingDrawing" xmlns:w10="urn:schemas-microsoft-com:office:word" xmlns:w="http://schemas.openxmlformats.org/wordprocessingml/2006/main" xmlns:w14="http://schemas.microsoft.com/office/word/2010/wordml" xmlns:w15="http://schemas.microsoft.com/office/word/2012/wordml" xmlns:w16cex="http://schemas.microsoft.com/office/word/2018/wordml/cex" xmlns:w16cid="http://schemas.microsoft.com/office/word/2016/wordml/cid" xmlns:w16="http://schemas.microsoft.com/office/word/2018/wordml" xmlns:w16sdtdh="http://schemas.microsoft.com/office/word/2020/wordml/sdtdatahash" xmlns:w16se="http://schemas.microsoft.com/office/word/2015/wordml/symex" xmlns:wpg="http://schemas.microsoft.com/office/word/2010/wordprocessingGroup" xmlns:wpi="http://schemas.microsoft.com/office/word/2010/wordprocessingInk" xmlns:wne="http://schemas.microsoft.com/office/word/2006/wordml" xmlns:wps="http://schemas.microsoft.com/office/word/2010/wordprocessingShape" mc:Ignorable="w14 w15 w16se w16cid w16 w16cex w16sdtdh wp14">
+<w:numbering xmlns:wpc="http://schemas.microsoft.com/office/word/2010/wordprocessingCanvas" xmlns:cx="http://schemas.microsoft.com/office/drawing/2014/chartex" xmlns:cx1="http://schemas.microsoft.com/office/drawing/2015/9/8/chartex" xmlns:cx2="http://schemas.microsoft.com/office/drawing/2015/10/21/chartex" xmlns:cx3="http://schemas.microsoft.com/office/drawing/2016/5/9/chartex" xmlns:cx4="http://schemas.microsoft.com/office/drawing/2016/5/10/chartex" xmlns:cx5="http://schemas.microsoft.com/office/drawing/2016/5/11/chartex" xmlns:cx6="http://schemas.microsoft.com/office/drawing/2016/5/12/chartex" xmlns:cx7="http://schemas.microsoft.com/office/drawing/2016/5/13/chartex" xmlns:cx8="http://schemas.microsoft.com/office/drawing/2016/5/14/chartex" xmlns:mc="http://schemas.openxmlformats.org/markup-compatibility/2006" xmlns:aink="http://schemas.microsoft.com/office/drawing/2016/ink" xmlns:am3d="http://schemas.microsoft.com/office/drawing/2017/model3d" xmlns:o="urn:schemas-microsoft-com:office:office" xmlns:oel="http://schemas.microsoft.com/office/2019/extlst" xmlns:r="http://schemas.openxmlformats.org/officeDocument/2006/relationships" xmlns:m="http://schemas.openxmlformats.org/officeDocument/2006/math" xmlns:v="urn:schemas-microsoft-com:vml" xmlns:wp14="http://schemas.microsoft.com/office/word/2010/wordprocessingDrawing" xmlns:wp="http://schemas.openxmlformats.org/drawingml/2006/wordprocessingDrawing" xmlns:w10="urn:schemas-microsoft-com:office:word" xmlns:w="http://schemas.openxmlformats.org/wordprocessingml/2006/main" xmlns:w14="http://schemas.microsoft.com/office/word/2010/wordml" xmlns:w15="http://schemas.microsoft.com/office/word/2012/wordml" xmlns:w16cex="http://schemas.microsoft.com/office/word/2018/wordml/cex" xmlns:w16cid="http://schemas.microsoft.com/office/word/2016/wordml/cid" xmlns:w16="http://schemas.microsoft.com/office/word/2018/wordml" xmlns:w16du="http://schemas.microsoft.com/office/word/2023/wordml/word16du" xmlns:w16sdtdh="http://schemas.microsoft.com/office/word/2020/wordml/sdtdatahash" xmlns:w16se="http://schemas.microsoft.com/office/word/2015/wordml/symex" xmlns:wpg="http://schemas.microsoft.com/office/word/2010/wordprocessingGroup" xmlns:wpi="http://schemas.microsoft.com/office/word/2010/wordprocessingInk" xmlns:wne="http://schemas.microsoft.com/office/word/2006/wordml" xmlns:wps="http://schemas.microsoft.com/office/word/2010/wordprocessingShape" mc:Ignorable="w14 w15 w16se w16cid w16 w16cex w16sdtdh w16du wp14">
   <w:abstractNum w:abstractNumId="0" w15:restartNumberingAfterBreak="0">
     <w:nsid w:val="066B6E53"/>
     <w:multiLevelType w:val="hybridMultilevel"/>
@@ -5123,7 +5022,7 @@
 </file>
 
 <file path=word/people.xml><?xml version="1.0" encoding="utf-8"?>
-<w15:people xmlns:wpc="http://schemas.microsoft.com/office/word/2010/wordprocessingCanvas" xmlns:cx="http://schemas.microsoft.com/office/drawing/2014/chartex" xmlns:cx1="http://schemas.microsoft.com/office/drawing/2015/9/8/chartex" xmlns:cx2="http://schemas.microsoft.com/office/drawing/2015/10/21/chartex" xmlns:cx3="http://schemas.microsoft.com/office/drawing/2016/5/9/chartex" xmlns:cx4="http://schemas.microsoft.com/office/drawing/2016/5/10/chartex" xmlns:cx5="http://schemas.microsoft.com/office/drawing/2016/5/11/chartex" xmlns:cx6="http://schemas.microsoft.com/office/drawing/2016/5/12/chartex" xmlns:cx7="http://schemas.microsoft.com/office/drawing/2016/5/13/chartex" xmlns:cx8="http://schemas.microsoft.com/office/drawing/2016/5/14/chartex" xmlns:mc="http://schemas.openxmlformats.org/markup-compatibility/2006" xmlns:aink="http://schemas.microsoft.com/office/drawing/2016/ink" xmlns:am3d="http://schemas.microsoft.com/office/drawing/2017/model3d" xmlns:o="urn:schemas-microsoft-com:office:office" xmlns:oel="http://schemas.microsoft.com/office/2019/extlst" xmlns:r="http://schemas.openxmlformats.org/officeDocument/2006/relationships" xmlns:m="http://schemas.openxmlformats.org/officeDocument/2006/math" xmlns:v="urn:schemas-microsoft-com:vml" xmlns:wp14="http://schemas.microsoft.com/office/word/2010/wordprocessingDrawing" xmlns:wp="http://schemas.openxmlformats.org/drawingml/2006/wordprocessingDrawing" xmlns:w10="urn:schemas-microsoft-com:office:word" xmlns:w="http://schemas.openxmlformats.org/wordprocessingml/2006/main" xmlns:w14="http://schemas.microsoft.com/office/word/2010/wordml" xmlns:w15="http://schemas.microsoft.com/office/word/2012/wordml" xmlns:w16cex="http://schemas.microsoft.com/office/word/2018/wordml/cex" xmlns:w16cid="http://schemas.microsoft.com/office/word/2016/wordml/cid" xmlns:w16="http://schemas.microsoft.com/office/word/2018/wordml" xmlns:w16sdtdh="http://schemas.microsoft.com/office/word/2020/wordml/sdtdatahash" xmlns:w16se="http://schemas.microsoft.com/office/word/2015/wordml/symex" xmlns:wpg="http://schemas.microsoft.com/office/word/2010/wordprocessingGroup" xmlns:wpi="http://schemas.microsoft.com/office/word/2010/wordprocessingInk" xmlns:wne="http://schemas.microsoft.com/office/word/2006/wordml" xmlns:wps="http://schemas.microsoft.com/office/word/2010/wordprocessingShape" mc:Ignorable="w14 w15 w16se w16cid w16 w16cex w16sdtdh wp14">
+<w15:people xmlns:wpc="http://schemas.microsoft.com/office/word/2010/wordprocessingCanvas" xmlns:cx="http://schemas.microsoft.com/office/drawing/2014/chartex" xmlns:cx1="http://schemas.microsoft.com/office/drawing/2015/9/8/chartex" xmlns:cx2="http://schemas.microsoft.com/office/drawing/2015/10/21/chartex" xmlns:cx3="http://schemas.microsoft.com/office/drawing/2016/5/9/chartex" xmlns:cx4="http://schemas.microsoft.com/office/drawing/2016/5/10/chartex" xmlns:cx5="http://schemas.microsoft.com/office/drawing/2016/5/11/chartex" xmlns:cx6="http://schemas.microsoft.com/office/drawing/2016/5/12/chartex" xmlns:cx7="http://schemas.microsoft.com/office/drawing/2016/5/13/chartex" xmlns:cx8="http://schemas.microsoft.com/office/drawing/2016/5/14/chartex" xmlns:mc="http://schemas.openxmlformats.org/markup-compatibility/2006" xmlns:aink="http://schemas.microsoft.com/office/drawing/2016/ink" xmlns:am3d="http://schemas.microsoft.com/office/drawing/2017/model3d" xmlns:o="urn:schemas-microsoft-com:office:office" xmlns:oel="http://schemas.microsoft.com/office/2019/extlst" xmlns:r="http://schemas.openxmlformats.org/officeDocument/2006/relationships" xmlns:m="http://schemas.openxmlformats.org/officeDocument/2006/math" xmlns:v="urn:schemas-microsoft-com:vml" xmlns:wp14="http://schemas.microsoft.com/office/word/2010/wordprocessingDrawing" xmlns:wp="http://schemas.openxmlformats.org/drawingml/2006/wordprocessingDrawing" xmlns:w10="urn:schemas-microsoft-com:office:word" xmlns:w="http://schemas.openxmlformats.org/wordprocessingml/2006/main" xmlns:w14="http://schemas.microsoft.com/office/word/2010/wordml" xmlns:w15="http://schemas.microsoft.com/office/word/2012/wordml" xmlns:w16cex="http://schemas.microsoft.com/office/word/2018/wordml/cex" xmlns:w16cid="http://schemas.microsoft.com/office/word/2016/wordml/cid" xmlns:w16="http://schemas.microsoft.com/office/word/2018/wordml" xmlns:w16du="http://schemas.microsoft.com/office/word/2023/wordml/word16du" xmlns:w16sdtdh="http://schemas.microsoft.com/office/word/2020/wordml/sdtdatahash" xmlns:w16se="http://schemas.microsoft.com/office/word/2015/wordml/symex" xmlns:wpg="http://schemas.microsoft.com/office/word/2010/wordprocessingGroup" xmlns:wpi="http://schemas.microsoft.com/office/word/2010/wordprocessingInk" xmlns:wne="http://schemas.microsoft.com/office/word/2006/wordml" xmlns:wps="http://schemas.microsoft.com/office/word/2010/wordprocessingShape" mc:Ignorable="w14 w15 w16se w16cid w16 w16cex w16sdtdh w16du wp14">
   <w15:person w15:author="Dimphna Meijer">
     <w15:presenceInfo w15:providerId="AD" w15:userId="S::dhmmeijer@tudelft.nl::46b93bbc-3991-4c96-9998-b5ef7668ae1c"/>
   </w15:person>
@@ -5131,7 +5030,7 @@
 </file>
 
 <file path=word/styles.xml><?xml version="1.0" encoding="utf-8"?>
-<w:styles xmlns:mc="http://schemas.openxmlformats.org/markup-compatibility/2006" xmlns:r="http://schemas.openxmlformats.org/officeDocument/2006/relationships" xmlns:w="http://schemas.openxmlformats.org/wordprocessingml/2006/main" xmlns:w14="http://schemas.microsoft.com/office/word/2010/wordml" xmlns:w15="http://schemas.microsoft.com/office/word/2012/wordml" xmlns:w16cex="http://schemas.microsoft.com/office/word/2018/wordml/cex" xmlns:w16cid="http://schemas.microsoft.com/office/word/2016/wordml/cid" xmlns:w16="http://schemas.microsoft.com/office/word/2018/wordml" xmlns:w16sdtdh="http://schemas.microsoft.com/office/word/2020/wordml/sdtdatahash" xmlns:w16se="http://schemas.microsoft.com/office/word/2015/wordml/symex" mc:Ignorable="w14 w15 w16se w16cid w16 w16cex w16sdtdh">
+<w:styles xmlns:mc="http://schemas.openxmlformats.org/markup-compatibility/2006" xmlns:r="http://schemas.openxmlformats.org/officeDocument/2006/relationships" xmlns:w="http://schemas.openxmlformats.org/wordprocessingml/2006/main" xmlns:w14="http://schemas.microsoft.com/office/word/2010/wordml" xmlns:w15="http://schemas.microsoft.com/office/word/2012/wordml" xmlns:w16cex="http://schemas.microsoft.com/office/word/2018/wordml/cex" xmlns:w16cid="http://schemas.microsoft.com/office/word/2016/wordml/cid" xmlns:w16="http://schemas.microsoft.com/office/word/2018/wordml" xmlns:w16du="http://schemas.microsoft.com/office/word/2023/wordml/word16du" xmlns:w16sdtdh="http://schemas.microsoft.com/office/word/2020/wordml/sdtdatahash" xmlns:w16se="http://schemas.microsoft.com/office/word/2015/wordml/symex" mc:Ignorable="w14 w15 w16se w16cid w16 w16cex w16sdtdh w16du">
   <w:docDefaults>
     <w:rPrDefault>
       <w:rPr>
@@ -5989,12 +5888,14 @@
 </file>
 
 <file path=customXml/item1.xml><?xml version="1.0" encoding="utf-8"?>
-<?mso-contentType ?>
-<FormTemplates xmlns="http://schemas.microsoft.com/sharepoint/v3/contenttype/forms">
-  <Display>DocumentLibraryForm</Display>
-  <Edit>DocumentLibraryForm</Edit>
-  <New>DocumentLibraryForm</New>
-</FormTemplates>
+<p:properties xmlns:p="http://schemas.microsoft.com/office/2006/metadata/properties" xmlns:xsi="http://www.w3.org/2001/XMLSchema-instance" xmlns:pc="http://schemas.microsoft.com/office/infopath/2007/PartnerControls">
+  <documentManagement>
+    <lcf76f155ced4ddcb4097134ff3c332f xmlns="c2af1203-a1e0-49fe-9bc1-da87b6900221">
+      <Terms xmlns="http://schemas.microsoft.com/office/infopath/2007/PartnerControls"/>
+    </lcf76f155ced4ddcb4097134ff3c332f>
+    <TaxCatchAll xmlns="e7263df1-7b3c-4456-b643-d7b891353f09" xsi:nil="true"/>
+  </documentManagement>
+</p:properties>
 </file>
 
 <file path=customXml/item2.xml><?xml version="1.0" encoding="utf-8"?>
@@ -6241,29 +6142,15 @@
 </file>
 
 <file path=customXml/item3.xml><?xml version="1.0" encoding="utf-8"?>
-<p:properties xmlns:p="http://schemas.microsoft.com/office/2006/metadata/properties" xmlns:xsi="http://www.w3.org/2001/XMLSchema-instance" xmlns:pc="http://schemas.microsoft.com/office/infopath/2007/PartnerControls">
-  <documentManagement>
-    <lcf76f155ced4ddcb4097134ff3c332f xmlns="c2af1203-a1e0-49fe-9bc1-da87b6900221">
-      <Terms xmlns="http://schemas.microsoft.com/office/infopath/2007/PartnerControls"/>
-    </lcf76f155ced4ddcb4097134ff3c332f>
-    <TaxCatchAll xmlns="e7263df1-7b3c-4456-b643-d7b891353f09" xsi:nil="true"/>
-  </documentManagement>
-</p:properties>
+<?mso-contentType ?>
+<FormTemplates xmlns="http://schemas.microsoft.com/sharepoint/v3/contenttype/forms">
+  <Display>DocumentLibraryForm</Display>
+  <Edit>DocumentLibraryForm</Edit>
+  <New>DocumentLibraryForm</New>
+</FormTemplates>
 </file>
 
 <file path=customXml/itemProps1.xml><?xml version="1.0" encoding="utf-8"?>
-<ds:datastoreItem xmlns:ds="http://schemas.openxmlformats.org/officeDocument/2006/customXml" ds:itemID="{BE2500EE-B899-4BF3-BF45-B7DCDF28DEE6}">
-  <ds:schemaRefs>
-    <ds:schemaRef ds:uri="http://schemas.microsoft.com/sharepoint/v3/contenttype/forms"/>
-  </ds:schemaRefs>
-</ds:datastoreItem>
-</file>
-
-<file path=customXml/itemProps2.xml><?xml version="1.0" encoding="utf-8"?>
-<ds:datastoreItem xmlns:ds="http://schemas.openxmlformats.org/officeDocument/2006/customXml" ds:itemID="{DFD8CABC-1194-498E-9BF8-29BBE93EC2F8}"/>
-</file>
-
-<file path=customXml/itemProps3.xml><?xml version="1.0" encoding="utf-8"?>
 <ds:datastoreItem xmlns:ds="http://schemas.openxmlformats.org/officeDocument/2006/customXml" ds:itemID="{F8A36D94-0D96-40E9-A30E-2719EB9A811E}">
   <ds:schemaRefs>
     <ds:schemaRef ds:uri="http://schemas.microsoft.com/office/2006/metadata/properties"/>
@@ -6272,4 +6159,31 @@
     <ds:schemaRef ds:uri="e7263df1-7b3c-4456-b643-d7b891353f09"/>
   </ds:schemaRefs>
 </ds:datastoreItem>
+</file>
+
+<file path=customXml/itemProps2.xml><?xml version="1.0" encoding="utf-8"?>
+<ds:datastoreItem xmlns:ds="http://schemas.openxmlformats.org/officeDocument/2006/customXml" ds:itemID="{DFD8CABC-1194-498E-9BF8-29BBE93EC2F8}">
+  <ds:schemaRefs>
+    <ds:schemaRef ds:uri="http://schemas.microsoft.com/office/2006/metadata/contentType"/>
+    <ds:schemaRef ds:uri="http://schemas.microsoft.com/office/2006/metadata/properties/metaAttributes"/>
+    <ds:schemaRef ds:uri="http://www.w3.org/2001/XMLSchema"/>
+    <ds:schemaRef ds:uri="http://schemas.microsoft.com/office/2006/metadata/properties"/>
+    <ds:schemaRef ds:uri="c2af1203-a1e0-49fe-9bc1-da87b6900221"/>
+    <ds:schemaRef ds:uri="e7263df1-7b3c-4456-b643-d7b891353f09"/>
+    <ds:schemaRef ds:uri="http://schemas.microsoft.com/office/2006/documentManagement/types"/>
+    <ds:schemaRef ds:uri="http://schemas.microsoft.com/office/infopath/2007/PartnerControls"/>
+    <ds:schemaRef ds:uri="http://schemas.openxmlformats.org/package/2006/metadata/core-properties"/>
+    <ds:schemaRef ds:uri="http://purl.org/dc/elements/1.1/"/>
+    <ds:schemaRef ds:uri="http://purl.org/dc/terms/"/>
+    <ds:schemaRef ds:uri="http://schemas.microsoft.com/internal/obd"/>
+  </ds:schemaRefs>
+</ds:datastoreItem>
+</file>
+
+<file path=customXml/itemProps3.xml><?xml version="1.0" encoding="utf-8"?>
+<ds:datastoreItem xmlns:ds="http://schemas.openxmlformats.org/officeDocument/2006/customXml" ds:itemID="{BE2500EE-B899-4BF3-BF45-B7DCDF28DEE6}">
+  <ds:schemaRefs>
+    <ds:schemaRef ds:uri="http://schemas.microsoft.com/sharepoint/v3/contenttype/forms"/>
+  </ds:schemaRefs>
+</ds:datastoreItem>
 </file>